--- a/Coding 2 - year/Unit 7 - Capstone Project/Daily Lesson Plans/Word/Day 4.docx
+++ b/Coding 2 - year/Unit 7 - Capstone Project/Daily Lesson Plans/Word/Day 4.docx
@@ -50,12 +50,15 @@
               </w:rPr>
               <w:t xml:space="preserve">Coding II — Full Year</w:t>
             </w:r>
-          </w:p>
-          <w:p>
-            <w:pPr>
-              <w:spacing w:before="40"/>
-              <w:jc w:val="center"/>
-            </w:pPr>
+            <w:r>
+              <w:rPr>
+                <w:rFonts w:ascii="Arial" w:cs="Arial" w:eastAsia="Arial" w:hAnsi="Arial"/>
+                <w:sz w:val="16"/>
+                <w:szCs w:val="16"/>
+              </w:rPr>
+              <w:br/>
+              <w:t xml:space="preserve"/>
+            </w:r>
             <w:r>
               <w:rPr>
                 <w:rFonts w:ascii="Arial" w:cs="Arial" w:eastAsia="Arial" w:hAnsi="Arial"/>
@@ -83,7 +86,7 @@
           <w:rFonts w:ascii="Arial" w:cs="Arial" w:eastAsia="Arial" w:hAnsi="Arial"/>
           <w:b/>
           <w:bCs/>
-          <w:color w:val="0D3B1F"/>
+          <w:color w:val="1B7A4A"/>
           <w:sz w:val="32"/>
           <w:szCs w:val="32"/>
         </w:rPr>
@@ -200,9 +203,9 @@
               <w:right w:val="single" w:color="CCCCCC" w:sz="1"/>
             </w:tcBorders>
             <w:tcMar>
-              <w:top w:type="dxa" w:w="60"/>
+              <w:top w:type="dxa" w:w="80"/>
               <w:left w:type="dxa" w:w="120"/>
-              <w:bottom w:type="dxa" w:w="60"/>
+              <w:bottom w:type="dxa" w:w="80"/>
               <w:right w:type="dxa" w:w="120"/>
             </w:tcMar>
           </w:tcPr>
@@ -229,20 +232,147 @@
               <w:right w:val="single" w:color="CCCCCC" w:sz="1"/>
             </w:tcBorders>
             <w:tcMar>
-              <w:top w:type="dxa" w:w="60"/>
+              <w:top w:type="dxa" w:w="80"/>
               <w:left w:type="dxa" w:w="120"/>
-              <w:bottom w:type="dxa" w:w="60"/>
+              <w:bottom w:type="dxa" w:w="80"/>
               <w:right w:type="dxa" w:w="120"/>
             </w:tcMar>
           </w:tcPr>
           <w:p>
-            <w:r>
-              <w:rPr>
-                <w:rFonts w:ascii="Arial" w:cs="Arial" w:eastAsia="Arial" w:hAnsi="Arial"/>
-                <w:sz w:val="20"/>
-                <w:szCs w:val="20"/>
+            <w:pPr>
+              <w:spacing w:after="80" w:before="80"/>
+            </w:pPr>
+            <w:r>
+              <w:rPr>
+                <w:rFonts w:ascii="Arial" w:cs="Arial" w:eastAsia="Arial" w:hAnsi="Arial"/>
+                <w:b/>
+                <w:bCs/>
+                <w:i w:val="false"/>
+                <w:iCs w:val="false"/>
+                <w:color w:val="000000"/>
+                <w:sz w:val="22"/>
+                <w:szCs w:val="22"/>
               </w:rPr>
               <w:t xml:space="preserve">Bell Ringer / Review</w:t>
+            </w:r>
+            <w:r>
+              <w:rPr>
+                <w:rFonts w:ascii="Arial" w:cs="Arial" w:eastAsia="Arial" w:hAnsi="Arial"/>
+                <w:sz w:val="20"/>
+                <w:szCs w:val="20"/>
+              </w:rPr>
+              <w:br/>
+              <w:t xml:space="preserve"/>
+            </w:r>
+            <w:r>
+              <w:rPr>
+                <w:rFonts w:ascii="Arial" w:cs="Arial" w:eastAsia="Arial" w:hAnsi="Arial"/>
+                <w:sz w:val="20"/>
+                <w:szCs w:val="20"/>
+              </w:rPr>
+              <w:br/>
+              <w:t xml:space="preserve"/>
+            </w:r>
+            <w:r>
+              <w:rPr>
+                <w:rFonts w:ascii="Arial" w:cs="Arial" w:eastAsia="Arial" w:hAnsi="Arial"/>
+                <w:b/>
+                <w:bCs/>
+                <w:i w:val="false"/>
+                <w:iCs w:val="false"/>
+                <w:color w:val="000000"/>
+                <w:sz w:val="20"/>
+                <w:szCs w:val="20"/>
+              </w:rPr>
+              <w:t xml:space="preserve">Quick Write </w:t>
+            </w:r>
+            <w:r>
+              <w:rPr>
+                <w:rFonts w:ascii="Arial" w:cs="Arial" w:eastAsia="Arial" w:hAnsi="Arial"/>
+                <w:b w:val="false"/>
+                <w:bCs w:val="false"/>
+                <w:i w:val="false"/>
+                <w:iCs w:val="false"/>
+                <w:color w:val="000000"/>
+                <w:sz w:val="20"/>
+                <w:szCs w:val="20"/>
+              </w:rPr>
+              <w:t xml:space="preserve">(3 min — written or verbal):</w:t>
+            </w:r>
+            <w:r>
+              <w:rPr>
+                <w:rFonts w:ascii="Arial" w:cs="Arial" w:eastAsia="Arial" w:hAnsi="Arial"/>
+                <w:sz w:val="20"/>
+                <w:szCs w:val="20"/>
+              </w:rPr>
+              <w:br/>
+              <w:t xml:space="preserve"/>
+            </w:r>
+            <w:r>
+              <w:rPr>
+                <w:rFonts w:ascii="Arial" w:cs="Arial" w:eastAsia="Arial" w:hAnsi="Arial"/>
+                <w:b w:val="false"/>
+                <w:bCs w:val="false"/>
+                <w:i w:val="false"/>
+                <w:iCs w:val="false"/>
+                <w:color w:val="000000"/>
+                <w:sz w:val="20"/>
+                <w:szCs w:val="20"/>
+              </w:rPr>
+              <w:t xml:space="preserve">    What do you remember from last class?</w:t>
+            </w:r>
+            <w:r>
+              <w:rPr>
+                <w:rFonts w:ascii="Arial" w:cs="Arial" w:eastAsia="Arial" w:hAnsi="Arial"/>
+                <w:sz w:val="20"/>
+                <w:szCs w:val="20"/>
+              </w:rPr>
+              <w:br/>
+              <w:t xml:space="preserve"/>
+            </w:r>
+            <w:r>
+              <w:rPr>
+                <w:rFonts w:ascii="Arial" w:cs="Arial" w:eastAsia="Arial" w:hAnsi="Arial"/>
+                <w:sz w:val="20"/>
+                <w:szCs w:val="20"/>
+              </w:rPr>
+              <w:br/>
+              <w:t xml:space="preserve"/>
+            </w:r>
+            <w:r>
+              <w:rPr>
+                <w:rFonts w:ascii="Arial" w:cs="Arial" w:eastAsia="Arial" w:hAnsi="Arial"/>
+                <w:b w:val="false"/>
+                <w:bCs w:val="false"/>
+                <w:i/>
+                <w:iCs/>
+                <w:color w:val="444444"/>
+                <w:sz w:val="20"/>
+                <w:szCs w:val="20"/>
+              </w:rPr>
+              <w:t xml:space="preserve">What do you think today's topic "Planning Check-In" is about?</w:t>
+            </w:r>
+            <w:r>
+              <w:rPr>
+                <w:rFonts w:ascii="Arial" w:cs="Arial" w:eastAsia="Arial" w:hAnsi="Arial"/>
+                <w:sz w:val="20"/>
+                <w:szCs w:val="20"/>
+              </w:rPr>
+              <w:br/>
+              <w:t xml:space="preserve"/>
+            </w:r>
+            <w:r>
+              <w:rPr>
+                <w:rFonts w:ascii="Arial" w:cs="Arial" w:eastAsia="Arial" w:hAnsi="Arial"/>
+                <w:b w:val="false"/>
+                <w:bCs w:val="false"/>
+                <w:i/>
+                <w:iCs/>
+                <w:color w:val="555555"/>
+                <w:sz w:val="20"/>
+                <w:szCs w:val="20"/>
+              </w:rPr>
+              <w:t xml:space="preserve">→ Pair-share your response, then 2–3 students share with the class.</w:t>
             </w:r>
           </w:p>
         </w:tc>
@@ -258,9 +388,9 @@
               <w:right w:val="single" w:color="CCCCCC" w:sz="1"/>
             </w:tcBorders>
             <w:tcMar>
-              <w:top w:type="dxa" w:w="60"/>
+              <w:top w:type="dxa" w:w="80"/>
               <w:left w:type="dxa" w:w="120"/>
-              <w:bottom w:type="dxa" w:w="60"/>
+              <w:bottom w:type="dxa" w:w="80"/>
               <w:right w:type="dxa" w:w="120"/>
             </w:tcMar>
           </w:tcPr>
@@ -287,20 +417,120 @@
               <w:right w:val="single" w:color="CCCCCC" w:sz="1"/>
             </w:tcBorders>
             <w:tcMar>
-              <w:top w:type="dxa" w:w="60"/>
+              <w:top w:type="dxa" w:w="80"/>
               <w:left w:type="dxa" w:w="120"/>
-              <w:bottom w:type="dxa" w:w="60"/>
+              <w:bottom w:type="dxa" w:w="80"/>
               <w:right w:type="dxa" w:w="120"/>
             </w:tcMar>
           </w:tcPr>
           <w:p>
-            <w:r>
-              <w:rPr>
-                <w:rFonts w:ascii="Arial" w:cs="Arial" w:eastAsia="Arial" w:hAnsi="Arial"/>
-                <w:sz w:val="20"/>
-                <w:szCs w:val="20"/>
-              </w:rPr>
-              <w:t xml:space="preserve">Mini Lesson: Planning Check-In</w:t>
+            <w:pPr>
+              <w:spacing w:after="80" w:before="80"/>
+            </w:pPr>
+            <w:r>
+              <w:rPr>
+                <w:rFonts w:ascii="Arial" w:cs="Arial" w:eastAsia="Arial" w:hAnsi="Arial"/>
+                <w:b/>
+                <w:bCs/>
+                <w:i w:val="false"/>
+                <w:iCs w:val="false"/>
+                <w:color w:val="000000"/>
+                <w:sz w:val="22"/>
+                <w:szCs w:val="22"/>
+              </w:rPr>
+              <w:t xml:space="preserve">Mini Lesson: </w:t>
+            </w:r>
+            <w:r>
+              <w:rPr>
+                <w:rFonts w:ascii="Arial" w:cs="Arial" w:eastAsia="Arial" w:hAnsi="Arial"/>
+                <w:b w:val="false"/>
+                <w:bCs w:val="false"/>
+                <w:i w:val="false"/>
+                <w:iCs w:val="false"/>
+                <w:color w:val="000000"/>
+                <w:sz w:val="22"/>
+                <w:szCs w:val="22"/>
+              </w:rPr>
+              <w:t xml:space="preserve">Planning Check-In</w:t>
+            </w:r>
+            <w:r>
+              <w:rPr>
+                <w:rFonts w:ascii="Arial" w:cs="Arial" w:eastAsia="Arial" w:hAnsi="Arial"/>
+                <w:sz w:val="20"/>
+                <w:szCs w:val="20"/>
+              </w:rPr>
+              <w:br/>
+              <w:t xml:space="preserve"/>
+            </w:r>
+            <w:r>
+              <w:rPr>
+                <w:rFonts w:ascii="Arial" w:cs="Arial" w:eastAsia="Arial" w:hAnsi="Arial"/>
+                <w:sz w:val="20"/>
+                <w:szCs w:val="20"/>
+              </w:rPr>
+              <w:br/>
+              <w:t xml:space="preserve"/>
+            </w:r>
+            <w:r>
+              <w:rPr>
+                <w:rFonts w:ascii="Arial" w:cs="Arial" w:eastAsia="Arial" w:hAnsi="Arial"/>
+                <w:b/>
+                <w:bCs/>
+                <w:i/>
+                <w:iCs/>
+                <w:color w:val="555555"/>
+                <w:sz w:val="20"/>
+                <w:szCs w:val="20"/>
+              </w:rPr>
+              <w:t xml:space="preserve">→ Live Demo — </w:t>
+            </w:r>
+            <w:r>
+              <w:rPr>
+                <w:rFonts w:ascii="Arial" w:cs="Arial" w:eastAsia="Arial" w:hAnsi="Arial"/>
+                <w:b w:val="false"/>
+                <w:bCs w:val="false"/>
+                <w:i/>
+                <w:iCs/>
+                <w:color w:val="555555"/>
+                <w:sz w:val="20"/>
+                <w:szCs w:val="20"/>
+              </w:rPr>
+              <w:t xml:space="preserve">type examples as students follow along in their own editor.</w:t>
+            </w:r>
+            <w:r>
+              <w:rPr>
+                <w:rFonts w:ascii="Arial" w:cs="Arial" w:eastAsia="Arial" w:hAnsi="Arial"/>
+                <w:sz w:val="20"/>
+                <w:szCs w:val="20"/>
+              </w:rPr>
+              <w:br/>
+              <w:t xml:space="preserve"/>
+            </w:r>
+            <w:r>
+              <w:rPr>
+                <w:rFonts w:ascii="Arial" w:cs="Arial" w:eastAsia="Arial" w:hAnsi="Arial"/>
+                <w:b/>
+                <w:bCs/>
+                <w:i/>
+                <w:iCs/>
+                <w:color w:val="555555"/>
+                <w:sz w:val="20"/>
+                <w:szCs w:val="20"/>
+              </w:rPr>
+              <w:t xml:space="preserve">→ Check for Understanding: </w:t>
+            </w:r>
+            <w:r>
+              <w:rPr>
+                <w:rFonts w:ascii="Arial" w:cs="Arial" w:eastAsia="Arial" w:hAnsi="Arial"/>
+                <w:b w:val="false"/>
+                <w:bCs w:val="false"/>
+                <w:i/>
+                <w:iCs/>
+                <w:color w:val="555555"/>
+                <w:sz w:val="20"/>
+                <w:szCs w:val="20"/>
+              </w:rPr>
+              <w:t xml:space="preserve">pause and cold-call: “Can someone explain what we just did in their own words?”</w:t>
             </w:r>
           </w:p>
         </w:tc>
@@ -316,9 +546,9 @@
               <w:right w:val="single" w:color="CCCCCC" w:sz="1"/>
             </w:tcBorders>
             <w:tcMar>
-              <w:top w:type="dxa" w:w="60"/>
+              <w:top w:type="dxa" w:w="80"/>
               <w:left w:type="dxa" w:w="120"/>
-              <w:bottom w:type="dxa" w:w="60"/>
+              <w:bottom w:type="dxa" w:w="80"/>
               <w:right w:type="dxa" w:w="120"/>
             </w:tcMar>
           </w:tcPr>
@@ -331,7 +561,7 @@
                 <w:sz w:val="20"/>
                 <w:szCs w:val="20"/>
               </w:rPr>
-              <w:t xml:space="preserve">15-20 min</w:t>
+              <w:t xml:space="preserve">15–20 min</w:t>
             </w:r>
           </w:p>
         </w:tc>
@@ -345,20 +575,81 @@
               <w:right w:val="single" w:color="CCCCCC" w:sz="1"/>
             </w:tcBorders>
             <w:tcMar>
-              <w:top w:type="dxa" w:w="60"/>
+              <w:top w:type="dxa" w:w="80"/>
               <w:left w:type="dxa" w:w="120"/>
-              <w:bottom w:type="dxa" w:w="60"/>
+              <w:bottom w:type="dxa" w:w="80"/>
               <w:right w:type="dxa" w:w="120"/>
             </w:tcMar>
           </w:tcPr>
           <w:p>
-            <w:r>
-              <w:rPr>
-                <w:rFonts w:ascii="Arial" w:cs="Arial" w:eastAsia="Arial" w:hAnsi="Arial"/>
-                <w:sz w:val="20"/>
-                <w:szCs w:val="20"/>
+            <w:pPr>
+              <w:spacing w:after="80" w:before="80"/>
+            </w:pPr>
+            <w:r>
+              <w:rPr>
+                <w:rFonts w:ascii="Arial" w:cs="Arial" w:eastAsia="Arial" w:hAnsi="Arial"/>
+                <w:b/>
+                <w:bCs/>
+                <w:i w:val="false"/>
+                <w:iCs w:val="false"/>
+                <w:color w:val="000000"/>
+                <w:sz w:val="22"/>
+                <w:szCs w:val="22"/>
               </w:rPr>
               <w:t xml:space="preserve">Independent Practice / Code Along</w:t>
+            </w:r>
+            <w:r>
+              <w:rPr>
+                <w:rFonts w:ascii="Arial" w:cs="Arial" w:eastAsia="Arial" w:hAnsi="Arial"/>
+                <w:sz w:val="20"/>
+                <w:szCs w:val="20"/>
+              </w:rPr>
+              <w:br/>
+              <w:t xml:space="preserve"/>
+            </w:r>
+            <w:r>
+              <w:rPr>
+                <w:rFonts w:ascii="Arial" w:cs="Arial" w:eastAsia="Arial" w:hAnsi="Arial"/>
+                <w:b w:val="false"/>
+                <w:bCs w:val="false"/>
+                <w:i w:val="false"/>
+                <w:iCs w:val="false"/>
+                <w:color w:val="000000"/>
+                <w:sz w:val="20"/>
+                <w:szCs w:val="20"/>
+              </w:rPr>
+              <w:t xml:space="preserve">    Work through problems from the day's exercise set.</w:t>
+            </w:r>
+            <w:r>
+              <w:rPr>
+                <w:rFonts w:ascii="Arial" w:cs="Arial" w:eastAsia="Arial" w:hAnsi="Arial"/>
+                <w:sz w:val="20"/>
+                <w:szCs w:val="20"/>
+              </w:rPr>
+              <w:br/>
+              <w:t xml:space="preserve"/>
+            </w:r>
+            <w:r>
+              <w:rPr>
+                <w:rFonts w:ascii="Arial" w:cs="Arial" w:eastAsia="Arial" w:hAnsi="Arial"/>
+                <w:sz w:val="20"/>
+                <w:szCs w:val="20"/>
+              </w:rPr>
+              <w:br/>
+              <w:t xml:space="preserve"/>
+            </w:r>
+            <w:r>
+              <w:rPr>
+                <w:rFonts w:ascii="Arial" w:cs="Arial" w:eastAsia="Arial" w:hAnsi="Arial"/>
+                <w:b w:val="false"/>
+                <w:bCs w:val="false"/>
+                <w:i/>
+                <w:iCs/>
+                <w:color w:val="555555"/>
+                <w:sz w:val="20"/>
+                <w:szCs w:val="20"/>
+              </w:rPr>
+              <w:t xml:space="preserve">→ Teacher circulates — offer hints, check for understanding.</w:t>
             </w:r>
           </w:p>
         </w:tc>
@@ -374,9 +665,9 @@
               <w:right w:val="single" w:color="CCCCCC" w:sz="1"/>
             </w:tcBorders>
             <w:tcMar>
-              <w:top w:type="dxa" w:w="60"/>
+              <w:top w:type="dxa" w:w="80"/>
               <w:left w:type="dxa" w:w="120"/>
-              <w:bottom w:type="dxa" w:w="60"/>
+              <w:bottom w:type="dxa" w:w="80"/>
               <w:right w:type="dxa" w:w="120"/>
             </w:tcMar>
           </w:tcPr>
@@ -403,20 +694,90 @@
               <w:right w:val="single" w:color="CCCCCC" w:sz="1"/>
             </w:tcBorders>
             <w:tcMar>
-              <w:top w:type="dxa" w:w="60"/>
+              <w:top w:type="dxa" w:w="80"/>
               <w:left w:type="dxa" w:w="120"/>
-              <w:bottom w:type="dxa" w:w="60"/>
+              <w:bottom w:type="dxa" w:w="80"/>
               <w:right w:type="dxa" w:w="120"/>
             </w:tcMar>
           </w:tcPr>
           <w:p>
-            <w:r>
-              <w:rPr>
-                <w:rFonts w:ascii="Arial" w:cs="Arial" w:eastAsia="Arial" w:hAnsi="Arial"/>
-                <w:sz w:val="20"/>
-                <w:szCs w:val="20"/>
+            <w:pPr>
+              <w:spacing w:after="80" w:before="80"/>
+            </w:pPr>
+            <w:r>
+              <w:rPr>
+                <w:rFonts w:ascii="Arial" w:cs="Arial" w:eastAsia="Arial" w:hAnsi="Arial"/>
+                <w:b/>
+                <w:bCs/>
+                <w:i w:val="false"/>
+                <w:iCs w:val="false"/>
+                <w:color w:val="000000"/>
+                <w:sz w:val="22"/>
+                <w:szCs w:val="22"/>
               </w:rPr>
               <w:t xml:space="preserve">Exit Ticket / Wrap-Up</w:t>
+            </w:r>
+            <w:r>
+              <w:rPr>
+                <w:rFonts w:ascii="Arial" w:cs="Arial" w:eastAsia="Arial" w:hAnsi="Arial"/>
+                <w:sz w:val="20"/>
+                <w:szCs w:val="20"/>
+              </w:rPr>
+              <w:br/>
+              <w:t xml:space="preserve"/>
+            </w:r>
+            <w:r>
+              <w:rPr>
+                <w:rFonts w:ascii="Arial" w:cs="Arial" w:eastAsia="Arial" w:hAnsi="Arial"/>
+                <w:sz w:val="20"/>
+                <w:szCs w:val="20"/>
+              </w:rPr>
+              <w:br/>
+              <w:t xml:space="preserve"/>
+            </w:r>
+            <w:r>
+              <w:rPr>
+                <w:rFonts w:ascii="Arial" w:cs="Arial" w:eastAsia="Arial" w:hAnsi="Arial"/>
+                <w:b w:val="false"/>
+                <w:bCs w:val="false"/>
+                <w:i w:val="false"/>
+                <w:iCs w:val="false"/>
+                <w:color w:val="000000"/>
+                <w:sz w:val="20"/>
+                <w:szCs w:val="20"/>
+              </w:rPr>
+              <w:t xml:space="preserve">What is one key concept you learned today?</w:t>
+            </w:r>
+            <w:r>
+              <w:rPr>
+                <w:rFonts w:ascii="Arial" w:cs="Arial" w:eastAsia="Arial" w:hAnsi="Arial"/>
+                <w:sz w:val="20"/>
+                <w:szCs w:val="20"/>
+              </w:rPr>
+              <w:br/>
+              <w:t xml:space="preserve"/>
+            </w:r>
+            <w:r>
+              <w:rPr>
+                <w:rFonts w:ascii="Arial" w:cs="Arial" w:eastAsia="Arial" w:hAnsi="Arial"/>
+                <w:sz w:val="20"/>
+                <w:szCs w:val="20"/>
+              </w:rPr>
+              <w:br/>
+              <w:t xml:space="preserve"/>
+            </w:r>
+            <w:r>
+              <w:rPr>
+                <w:rFonts w:ascii="Arial" w:cs="Arial" w:eastAsia="Arial" w:hAnsi="Arial"/>
+                <w:b w:val="false"/>
+                <w:bCs w:val="false"/>
+                <w:i/>
+                <w:iCs/>
+                <w:color w:val="555555"/>
+                <w:sz w:val="20"/>
+                <w:szCs w:val="20"/>
+              </w:rPr>
+              <w:t xml:space="preserve">→ 3–2–1: Name 3 things learned, 2 new vocab words, 1 question you still have.</w:t>
             </w:r>
           </w:p>
         </w:tc>
@@ -776,19 +1137,6 @@
                 <w:szCs w:val="18"/>
               </w:rPr>
               <w:t xml:space="preserve"> </w:t>
-            </w:r>
-          </w:p>
-          <w:p>
-            <w:pPr>
-              <w:spacing w:after="20"/>
-            </w:pPr>
-            <w:r>
-              <w:rPr>
-                <w:rFonts w:ascii="Courier New" w:cs="Courier New" w:eastAsia="Courier New" w:hAnsi="Courier New"/>
-                <w:sz w:val="18"/>
-                <w:szCs w:val="18"/>
-              </w:rPr>
-              <w:t xml:space="preserve">---</w:t>
             </w:r>
           </w:p>
           <w:p>

--- a/Coding 2 - year/Unit 7 - Capstone Project/Daily Lesson Plans/Word/Day 4.docx
+++ b/Coding 2 - year/Unit 7 - Capstone Project/Daily Lesson Plans/Word/Day 4.docx
@@ -319,7 +319,7 @@
                 <w:sz w:val="20"/>
                 <w:szCs w:val="20"/>
               </w:rPr>
-              <w:t xml:space="preserve">    What do you remember from last class?</w:t>
+              <w:t xml:space="preserve">    What do you already know about Planning Check-In? Write down at least one thing.</w:t>
             </w:r>
             <w:r>
               <w:rPr>
@@ -350,7 +350,7 @@
                 <w:sz w:val="20"/>
                 <w:szCs w:val="20"/>
               </w:rPr>
-              <w:t xml:space="preserve">What do you think today's topic "Planning Check-In" is about?</w:t>
+              <w:t xml:space="preserve">Today’s Goal: Explore and practice Planning Check-In.</w:t>
             </w:r>
             <w:r>
               <w:rPr>
@@ -746,7 +746,7 @@
                 <w:sz w:val="20"/>
                 <w:szCs w:val="20"/>
               </w:rPr>
-              <w:t xml:space="preserve">What is one key concept you learned today?</w:t>
+              <w:t xml:space="preserve">Name one new thing you learned about Planning Check-In today and one question you still have.</w:t>
             </w:r>
             <w:r>
               <w:rPr>

--- a/Coding 2 - year/Unit 7 - Capstone Project/Daily Lesson Plans/Word/Day 4.docx
+++ b/Coding 2 - year/Unit 7 - Capstone Project/Daily Lesson Plans/Word/Day 4.docx
@@ -342,6 +342,72 @@
             <w:r>
               <w:rPr>
                 <w:rFonts w:ascii="Arial" w:cs="Arial" w:eastAsia="Arial" w:hAnsi="Arial"/>
+                <w:b/>
+                <w:bCs/>
+                <w:i w:val="false"/>
+                <w:iCs w:val="false"/>
+                <w:color w:val="000000"/>
+                <w:sz w:val="20"/>
+                <w:szCs w:val="20"/>
+              </w:rPr>
+              <w:t xml:space="preserve">Vocabulary Preview — </w:t>
+            </w:r>
+            <w:r>
+              <w:rPr>
+                <w:rFonts w:ascii="Arial" w:cs="Arial" w:eastAsia="Arial" w:hAnsi="Arial"/>
+                <w:b w:val="false"/>
+                <w:bCs w:val="false"/>
+                <w:i w:val="false"/>
+                <w:iCs w:val="false"/>
+                <w:color w:val="000000"/>
+                <w:sz w:val="20"/>
+                <w:szCs w:val="20"/>
+              </w:rPr>
+              <w:t xml:space="preserve">terms we'll use today:</w:t>
+            </w:r>
+            <w:r>
+              <w:rPr>
+                <w:rFonts w:ascii="Arial" w:cs="Arial" w:eastAsia="Arial" w:hAnsi="Arial"/>
+                <w:sz w:val="20"/>
+                <w:szCs w:val="20"/>
+              </w:rPr>
+              <w:br/>
+              <w:t xml:space="preserve"/>
+            </w:r>
+            <w:r>
+              <w:rPr>
+                <w:rFonts w:ascii="Arial" w:cs="Arial" w:eastAsia="Arial" w:hAnsi="Arial"/>
+                <w:b w:val="false"/>
+                <w:bCs w:val="false"/>
+                <w:i w:val="false"/>
+                <w:iCs w:val="false"/>
+                <w:color w:val="000000"/>
+                <w:sz w:val="20"/>
+                <w:szCs w:val="20"/>
+              </w:rPr>
+              <w:t xml:space="preserve">    • Minutes 0-10   •   Minutes 10-40   •   Planning Review Checklist   •   Minutes 40-55   •   Peer Review (Optional)   •   Peer Feedback Form</w:t>
+            </w:r>
+            <w:r>
+              <w:rPr>
+                <w:rFonts w:ascii="Arial" w:cs="Arial" w:eastAsia="Arial" w:hAnsi="Arial"/>
+                <w:sz w:val="20"/>
+                <w:szCs w:val="20"/>
+              </w:rPr>
+              <w:br/>
+              <w:t xml:space="preserve"/>
+            </w:r>
+            <w:r>
+              <w:rPr>
+                <w:rFonts w:ascii="Arial" w:cs="Arial" w:eastAsia="Arial" w:hAnsi="Arial"/>
+                <w:sz w:val="20"/>
+                <w:szCs w:val="20"/>
+              </w:rPr>
+              <w:br/>
+              <w:t xml:space="preserve"/>
+            </w:r>
+            <w:r>
+              <w:rPr>
+                <w:rFonts w:ascii="Arial" w:cs="Arial" w:eastAsia="Arial" w:hAnsi="Arial"/>
                 <w:b w:val="false"/>
                 <w:bCs w:val="false"/>
                 <w:i/>
@@ -474,6 +540,310 @@
             <w:r>
               <w:rPr>
                 <w:rFonts w:ascii="Arial" w:cs="Arial" w:eastAsia="Arial" w:hAnsi="Arial"/>
+                <w:b w:val="false"/>
+                <w:bCs w:val="false"/>
+                <w:i w:val="false"/>
+                <w:iCs w:val="false"/>
+                <w:color w:val="000000"/>
+                <w:sz w:val="20"/>
+                <w:szCs w:val="20"/>
+              </w:rPr>
+              <w:t xml:space="preserve">Before you start coding, it's time to validate your plan. You'll get feedback from your teacher and peers: Is your scope realistic? Are you missing anything? Do your classes make sense? Today is about catching planning mistakes before they become coding proble</w:t>
+            </w:r>
+            <w:r>
+              <w:rPr>
+                <w:rFonts w:ascii="Arial" w:cs="Arial" w:eastAsia="Arial" w:hAnsi="Arial"/>
+                <w:sz w:val="20"/>
+                <w:szCs w:val="20"/>
+              </w:rPr>
+              <w:br/>
+              <w:t xml:space="preserve"/>
+            </w:r>
+            <w:r>
+              <w:rPr>
+                <w:rFonts w:ascii="Arial" w:cs="Arial" w:eastAsia="Arial" w:hAnsi="Arial"/>
+                <w:b w:val="false"/>
+                <w:bCs w:val="false"/>
+                <w:i w:val="false"/>
+                <w:iCs w:val="false"/>
+                <w:color w:val="000000"/>
+                <w:sz w:val="20"/>
+                <w:szCs w:val="20"/>
+              </w:rPr>
+              <w:t xml:space="preserve">Minutes 0-10: Teacher Mini-Lesson: Code Review as Learning</w:t>
+            </w:r>
+            <w:r>
+              <w:rPr>
+                <w:rFonts w:ascii="Arial" w:cs="Arial" w:eastAsia="Arial" w:hAnsi="Arial"/>
+                <w:sz w:val="20"/>
+                <w:szCs w:val="20"/>
+              </w:rPr>
+              <w:br/>
+              <w:t xml:space="preserve"/>
+            </w:r>
+            <w:r>
+              <w:rPr>
+                <w:rFonts w:ascii="Arial" w:cs="Arial" w:eastAsia="Arial" w:hAnsi="Arial"/>
+                <w:sz w:val="20"/>
+                <w:szCs w:val="20"/>
+              </w:rPr>
+              <w:br/>
+              <w:t xml:space="preserve"/>
+            </w:r>
+            <w:r>
+              <w:rPr>
+                <w:rFonts w:ascii="Arial" w:cs="Arial" w:eastAsia="Arial" w:hAnsi="Arial"/>
+                <w:b/>
+                <w:bCs/>
+                <w:i w:val="false"/>
+                <w:iCs w:val="false"/>
+                <w:color w:val="000000"/>
+                <w:sz w:val="20"/>
+                <w:szCs w:val="20"/>
+              </w:rPr>
+              <w:t xml:space="preserve">Key Concepts:</w:t>
+            </w:r>
+            <w:r>
+              <w:rPr>
+                <w:rFonts w:ascii="Arial" w:cs="Arial" w:eastAsia="Arial" w:hAnsi="Arial"/>
+                <w:sz w:val="20"/>
+                <w:szCs w:val="20"/>
+              </w:rPr>
+              <w:br/>
+              <w:t xml:space="preserve"/>
+            </w:r>
+            <w:r>
+              <w:rPr>
+                <w:rFonts w:ascii="Arial" w:cs="Arial" w:eastAsia="Arial" w:hAnsi="Arial"/>
+                <w:b w:val="false"/>
+                <w:bCs w:val="false"/>
+                <w:i w:val="false"/>
+                <w:iCs w:val="false"/>
+                <w:color w:val="000000"/>
+                <w:sz w:val="20"/>
+                <w:szCs w:val="20"/>
+              </w:rPr>
+              <w:t xml:space="preserve">    • Why we review code and plans before implementing</w:t>
+            </w:r>
+            <w:r>
+              <w:rPr>
+                <w:rFonts w:ascii="Arial" w:cs="Arial" w:eastAsia="Arial" w:hAnsi="Arial"/>
+                <w:sz w:val="20"/>
+                <w:szCs w:val="20"/>
+              </w:rPr>
+              <w:br/>
+              <w:t xml:space="preserve"/>
+            </w:r>
+            <w:r>
+              <w:rPr>
+                <w:rFonts w:ascii="Arial" w:cs="Arial" w:eastAsia="Arial" w:hAnsi="Arial"/>
+                <w:b w:val="false"/>
+                <w:bCs w:val="false"/>
+                <w:i w:val="false"/>
+                <w:iCs w:val="false"/>
+                <w:color w:val="000000"/>
+                <w:sz w:val="20"/>
+                <w:szCs w:val="20"/>
+              </w:rPr>
+              <w:t xml:space="preserve">    • How to give constructive feedback</w:t>
+            </w:r>
+            <w:r>
+              <w:rPr>
+                <w:rFonts w:ascii="Arial" w:cs="Arial" w:eastAsia="Arial" w:hAnsi="Arial"/>
+                <w:sz w:val="20"/>
+                <w:szCs w:val="20"/>
+              </w:rPr>
+              <w:br/>
+              <w:t xml:space="preserve"/>
+            </w:r>
+            <w:r>
+              <w:rPr>
+                <w:rFonts w:ascii="Arial" w:cs="Arial" w:eastAsia="Arial" w:hAnsi="Arial"/>
+                <w:b w:val="false"/>
+                <w:bCs w:val="false"/>
+                <w:i w:val="false"/>
+                <w:iCs w:val="false"/>
+                <w:color w:val="000000"/>
+                <w:sz w:val="20"/>
+                <w:szCs w:val="20"/>
+              </w:rPr>
+              <w:t xml:space="preserve">    • What "ready to code" looks like</w:t>
+            </w:r>
+            <w:r>
+              <w:rPr>
+                <w:rFonts w:ascii="Arial" w:cs="Arial" w:eastAsia="Arial" w:hAnsi="Arial"/>
+                <w:sz w:val="20"/>
+                <w:szCs w:val="20"/>
+              </w:rPr>
+              <w:br/>
+              <w:t xml:space="preserve"/>
+            </w:r>
+            <w:r>
+              <w:rPr>
+                <w:rFonts w:ascii="Arial" w:cs="Arial" w:eastAsia="Arial" w:hAnsi="Arial"/>
+                <w:b w:val="false"/>
+                <w:bCs w:val="false"/>
+                <w:i w:val="false"/>
+                <w:iCs w:val="false"/>
+                <w:color w:val="000000"/>
+                <w:sz w:val="20"/>
+                <w:szCs w:val="20"/>
+              </w:rPr>
+              <w:t xml:space="preserve">    • Students meet 1-on-1 with teacher</w:t>
+            </w:r>
+            <w:r>
+              <w:rPr>
+                <w:rFonts w:ascii="Arial" w:cs="Arial" w:eastAsia="Arial" w:hAnsi="Arial"/>
+                <w:sz w:val="20"/>
+                <w:szCs w:val="20"/>
+              </w:rPr>
+              <w:br/>
+              <w:t xml:space="preserve"/>
+            </w:r>
+            <w:r>
+              <w:rPr>
+                <w:rFonts w:ascii="Arial" w:cs="Arial" w:eastAsia="Arial" w:hAnsi="Arial"/>
+                <w:b w:val="false"/>
+                <w:bCs w:val="false"/>
+                <w:i w:val="false"/>
+                <w:iCs w:val="false"/>
+                <w:color w:val="000000"/>
+                <w:sz w:val="20"/>
+                <w:szCs w:val="20"/>
+              </w:rPr>
+              <w:t xml:space="preserve">    • Bring your Day 3 plan</w:t>
+            </w:r>
+            <w:r>
+              <w:rPr>
+                <w:rFonts w:ascii="Arial" w:cs="Arial" w:eastAsia="Arial" w:hAnsi="Arial"/>
+                <w:sz w:val="20"/>
+                <w:szCs w:val="20"/>
+              </w:rPr>
+              <w:br/>
+              <w:t xml:space="preserve"/>
+            </w:r>
+            <w:r>
+              <w:rPr>
+                <w:rFonts w:ascii="Arial" w:cs="Arial" w:eastAsia="Arial" w:hAnsi="Arial"/>
+                <w:b w:val="false"/>
+                <w:bCs w:val="false"/>
+                <w:i w:val="false"/>
+                <w:iCs w:val="false"/>
+                <w:color w:val="000000"/>
+                <w:sz w:val="20"/>
+                <w:szCs w:val="20"/>
+              </w:rPr>
+              <w:t xml:space="preserve">    • Teacher reviews using the Planning Review Checklist (below)</w:t>
+            </w:r>
+            <w:r>
+              <w:rPr>
+                <w:rFonts w:ascii="Arial" w:cs="Arial" w:eastAsia="Arial" w:hAnsi="Arial"/>
+                <w:sz w:val="20"/>
+                <w:szCs w:val="20"/>
+              </w:rPr>
+              <w:br/>
+              <w:t xml:space="preserve"/>
+            </w:r>
+            <w:r>
+              <w:rPr>
+                <w:rFonts w:ascii="Arial" w:cs="Arial" w:eastAsia="Arial" w:hAnsi="Arial"/>
+                <w:b w:val="false"/>
+                <w:bCs w:val="false"/>
+                <w:i w:val="false"/>
+                <w:iCs w:val="false"/>
+                <w:color w:val="000000"/>
+                <w:sz w:val="20"/>
+                <w:szCs w:val="20"/>
+              </w:rPr>
+              <w:t xml:space="preserve">    • Teacher gives approval to move to Sprint 1 or suggests changes</w:t>
+            </w:r>
+            <w:r>
+              <w:rPr>
+                <w:rFonts w:ascii="Arial" w:cs="Arial" w:eastAsia="Arial" w:hAnsi="Arial"/>
+                <w:sz w:val="20"/>
+                <w:szCs w:val="20"/>
+              </w:rPr>
+              <w:br/>
+              <w:t xml:space="preserve"/>
+            </w:r>
+            <w:r>
+              <w:rPr>
+                <w:rFonts w:ascii="Arial" w:cs="Arial" w:eastAsia="Arial" w:hAnsi="Arial"/>
+                <w:b w:val="false"/>
+                <w:bCs w:val="false"/>
+                <w:i w:val="false"/>
+                <w:iCs w:val="false"/>
+                <w:color w:val="000000"/>
+                <w:sz w:val="20"/>
+                <w:szCs w:val="20"/>
+              </w:rPr>
+              <w:t xml:space="preserve">    • Teacher helps unblock any questions</w:t>
+            </w:r>
+            <w:r>
+              <w:rPr>
+                <w:rFonts w:ascii="Arial" w:cs="Arial" w:eastAsia="Arial" w:hAnsi="Arial"/>
+                <w:sz w:val="20"/>
+                <w:szCs w:val="20"/>
+              </w:rPr>
+              <w:br/>
+              <w:t xml:space="preserve"/>
+            </w:r>
+            <w:r>
+              <w:rPr>
+                <w:rFonts w:ascii="Arial" w:cs="Arial" w:eastAsia="Arial" w:hAnsi="Arial"/>
+                <w:sz w:val="20"/>
+                <w:szCs w:val="20"/>
+              </w:rPr>
+              <w:br/>
+              <w:t xml:space="preserve"/>
+            </w:r>
+            <w:r>
+              <w:rPr>
+                <w:rFonts w:ascii="Arial" w:cs="Arial" w:eastAsia="Arial" w:hAnsi="Arial"/>
+                <w:b/>
+                <w:bCs/>
+                <w:i w:val="false"/>
+                <w:iCs w:val="false"/>
+                <w:color w:val="000000"/>
+                <w:sz w:val="20"/>
+                <w:szCs w:val="20"/>
+              </w:rPr>
+              <w:t xml:space="preserve">Vocabulary: </w:t>
+            </w:r>
+            <w:r>
+              <w:rPr>
+                <w:rFonts w:ascii="Arial" w:cs="Arial" w:eastAsia="Arial" w:hAnsi="Arial"/>
+                <w:b w:val="false"/>
+                <w:bCs w:val="false"/>
+                <w:i w:val="false"/>
+                <w:iCs w:val="false"/>
+                <w:color w:val="000000"/>
+                <w:sz w:val="20"/>
+                <w:szCs w:val="20"/>
+              </w:rPr>
+              <w:t xml:space="preserve">Minutes 0-10, Minutes 10-40, Planning Review Checklist, Minutes 40-55, Peer Review (Optional), Peer Feedback Form</w:t>
+            </w:r>
+            <w:r>
+              <w:rPr>
+                <w:rFonts w:ascii="Arial" w:cs="Arial" w:eastAsia="Arial" w:hAnsi="Arial"/>
+                <w:sz w:val="20"/>
+                <w:szCs w:val="20"/>
+              </w:rPr>
+              <w:br/>
+              <w:t xml:space="preserve"/>
+            </w:r>
+            <w:r>
+              <w:rPr>
+                <w:rFonts w:ascii="Arial" w:cs="Arial" w:eastAsia="Arial" w:hAnsi="Arial"/>
+                <w:sz w:val="20"/>
+                <w:szCs w:val="20"/>
+              </w:rPr>
+              <w:br/>
+              <w:t xml:space="preserve"/>
+            </w:r>
+            <w:r>
+              <w:rPr>
+                <w:rFonts w:ascii="Arial" w:cs="Arial" w:eastAsia="Arial" w:hAnsi="Arial"/>
                 <w:b/>
                 <w:bCs/>
                 <w:i/>
@@ -561,7 +931,7 @@
                 <w:sz w:val="20"/>
                 <w:szCs w:val="20"/>
               </w:rPr>
-              <w:t xml:space="preserve">15–20 min</w:t>
+              <w:t xml:space="preserve">15 min</w:t>
             </w:r>
           </w:p>
         </w:tc>
@@ -596,7 +966,16 @@
                 <w:sz w:val="22"/>
                 <w:szCs w:val="22"/>
               </w:rPr>
-              <w:t xml:space="preserve">Independent Practice / Code Along</w:t>
+              <w:t xml:space="preserve">Guided Practice</w:t>
+            </w:r>
+            <w:r>
+              <w:rPr>
+                <w:rFonts w:ascii="Arial" w:cs="Arial" w:eastAsia="Arial" w:hAnsi="Arial"/>
+                <w:sz w:val="20"/>
+                <w:szCs w:val="20"/>
+              </w:rPr>
+              <w:br/>
+              <w:t xml:space="preserve"/>
             </w:r>
             <w:r>
               <w:rPr>
@@ -618,7 +997,11 @@
                 <w:sz w:val="20"/>
                 <w:szCs w:val="20"/>
               </w:rPr>
-              <w:t xml:space="preserve">    Work through problems from the day's exercise set.</w:t>
+              <w:t xml:space="preserve">- [ ] Plan reviewed by teacher
+- [ ] Approval received to begin Sprint 1
+- [ ] Questions / blockers addressed
+- [ ] Peer feedback received and reviewed
+- [ ] Plan updated if needed</w:t>
             </w:r>
             <w:r>
               <w:rPr>
@@ -649,7 +1032,7 @@
                 <w:sz w:val="20"/>
                 <w:szCs w:val="20"/>
               </w:rPr>
-              <w:t xml:space="preserve">→ Teacher circulates — offer hints, check for understanding.</w:t>
+              <w:t xml:space="preserve">→ Teacher models — students try alongside, then compare results.</w:t>
             </w:r>
           </w:p>
         </w:tc>
@@ -680,7 +1063,7 @@
                 <w:sz w:val="20"/>
                 <w:szCs w:val="20"/>
               </w:rPr>
-              <w:t xml:space="preserve">5 min</w:t>
+              <w:t xml:space="preserve">15–20 min</w:t>
             </w:r>
           </w:p>
         </w:tc>
@@ -715,16 +1098,7 @@
                 <w:sz w:val="22"/>
                 <w:szCs w:val="22"/>
               </w:rPr>
-              <w:t xml:space="preserve">Exit Ticket / Wrap-Up</w:t>
-            </w:r>
-            <w:r>
-              <w:rPr>
-                <w:rFonts w:ascii="Arial" w:cs="Arial" w:eastAsia="Arial" w:hAnsi="Arial"/>
-                <w:sz w:val="20"/>
-                <w:szCs w:val="20"/>
-              </w:rPr>
-              <w:br/>
-              <w:t xml:space="preserve"/>
+              <w:t xml:space="preserve">Independent Practice / Code Along</w:t>
             </w:r>
             <w:r>
               <w:rPr>
@@ -746,7 +1120,29 @@
                 <w:sz w:val="20"/>
                 <w:szCs w:val="20"/>
               </w:rPr>
-              <w:t xml:space="preserve">Name one new thing you learned about Planning Check-In today and one question you still have.</w:t>
+              <w:t xml:space="preserve">    Students develop their project plans and design documents.</w:t>
+            </w:r>
+            <w:r>
+              <w:rPr>
+                <w:rFonts w:ascii="Arial" w:cs="Arial" w:eastAsia="Arial" w:hAnsi="Arial"/>
+                <w:sz w:val="20"/>
+                <w:szCs w:val="20"/>
+              </w:rPr>
+              <w:br/>
+              <w:t xml:space="preserve"/>
+            </w:r>
+            <w:r>
+              <w:rPr>
+                <w:rFonts w:ascii="Arial" w:cs="Arial" w:eastAsia="Arial" w:hAnsi="Arial"/>
+                <w:b w:val="false"/>
+                <w:bCs w:val="false"/>
+                <w:i w:val="false"/>
+                <w:iCs w:val="false"/>
+                <w:color w:val="000000"/>
+                <w:sz w:val="20"/>
+                <w:szCs w:val="20"/>
+              </w:rPr>
+              <w:t xml:space="preserve">    Review plans individually and provide feedback.</w:t>
             </w:r>
             <w:r>
               <w:rPr>
@@ -777,6 +1173,134 @@
                 <w:sz w:val="20"/>
                 <w:szCs w:val="20"/>
               </w:rPr>
+              <w:t xml:space="preserve">→ Teacher circulates — offer hints, check for understanding.</w:t>
+            </w:r>
+          </w:p>
+        </w:tc>
+      </w:tr>
+      <w:tr>
+        <w:tc>
+          <w:tcPr>
+            <w:tcW w:type="dxa" w:w="1800"/>
+            <w:tcBorders>
+              <w:top w:val="single" w:color="CCCCCC" w:sz="1"/>
+              <w:left w:val="single" w:color="CCCCCC" w:sz="1"/>
+              <w:bottom w:val="single" w:color="CCCCCC" w:sz="1"/>
+              <w:right w:val="single" w:color="CCCCCC" w:sz="1"/>
+            </w:tcBorders>
+            <w:tcMar>
+              <w:top w:type="dxa" w:w="80"/>
+              <w:left w:type="dxa" w:w="120"/>
+              <w:bottom w:type="dxa" w:w="80"/>
+              <w:right w:type="dxa" w:w="120"/>
+            </w:tcMar>
+          </w:tcPr>
+          <w:p>
+            <w:r>
+              <w:rPr>
+                <w:rFonts w:ascii="Arial" w:cs="Arial" w:eastAsia="Arial" w:hAnsi="Arial"/>
+                <w:b/>
+                <w:bCs/>
+                <w:sz w:val="20"/>
+                <w:szCs w:val="20"/>
+              </w:rPr>
+              <w:t xml:space="preserve">5 min</w:t>
+            </w:r>
+          </w:p>
+        </w:tc>
+        <w:tc>
+          <w:tcPr>
+            <w:tcW w:type="dxa" w:w="7560"/>
+            <w:tcBorders>
+              <w:top w:val="single" w:color="CCCCCC" w:sz="1"/>
+              <w:left w:val="single" w:color="CCCCCC" w:sz="1"/>
+              <w:bottom w:val="single" w:color="CCCCCC" w:sz="1"/>
+              <w:right w:val="single" w:color="CCCCCC" w:sz="1"/>
+            </w:tcBorders>
+            <w:tcMar>
+              <w:top w:type="dxa" w:w="80"/>
+              <w:left w:type="dxa" w:w="120"/>
+              <w:bottom w:type="dxa" w:w="80"/>
+              <w:right w:type="dxa" w:w="120"/>
+            </w:tcMar>
+          </w:tcPr>
+          <w:p>
+            <w:pPr>
+              <w:spacing w:after="80" w:before="80"/>
+            </w:pPr>
+            <w:r>
+              <w:rPr>
+                <w:rFonts w:ascii="Arial" w:cs="Arial" w:eastAsia="Arial" w:hAnsi="Arial"/>
+                <w:b/>
+                <w:bCs/>
+                <w:i w:val="false"/>
+                <w:iCs w:val="false"/>
+                <w:color w:val="000000"/>
+                <w:sz w:val="22"/>
+                <w:szCs w:val="22"/>
+              </w:rPr>
+              <w:t xml:space="preserve">Exit Ticket / Wrap-Up</w:t>
+            </w:r>
+            <w:r>
+              <w:rPr>
+                <w:rFonts w:ascii="Arial" w:cs="Arial" w:eastAsia="Arial" w:hAnsi="Arial"/>
+                <w:sz w:val="20"/>
+                <w:szCs w:val="20"/>
+              </w:rPr>
+              <w:br/>
+              <w:t xml:space="preserve"/>
+            </w:r>
+            <w:r>
+              <w:rPr>
+                <w:rFonts w:ascii="Arial" w:cs="Arial" w:eastAsia="Arial" w:hAnsi="Arial"/>
+                <w:sz w:val="20"/>
+                <w:szCs w:val="20"/>
+              </w:rPr>
+              <w:br/>
+              <w:t xml:space="preserve"/>
+            </w:r>
+            <w:r>
+              <w:rPr>
+                <w:rFonts w:ascii="Arial" w:cs="Arial" w:eastAsia="Arial" w:hAnsi="Arial"/>
+                <w:b w:val="false"/>
+                <w:bCs w:val="false"/>
+                <w:i w:val="false"/>
+                <w:iCs w:val="false"/>
+                <w:color w:val="000000"/>
+                <w:sz w:val="20"/>
+                <w:szCs w:val="20"/>
+              </w:rPr>
+              <w:t xml:space="preserve">Name one new thing you learned about Planning Check-In today and one question you still have.</w:t>
+            </w:r>
+            <w:r>
+              <w:rPr>
+                <w:rFonts w:ascii="Arial" w:cs="Arial" w:eastAsia="Arial" w:hAnsi="Arial"/>
+                <w:sz w:val="20"/>
+                <w:szCs w:val="20"/>
+              </w:rPr>
+              <w:br/>
+              <w:t xml:space="preserve"/>
+            </w:r>
+            <w:r>
+              <w:rPr>
+                <w:rFonts w:ascii="Arial" w:cs="Arial" w:eastAsia="Arial" w:hAnsi="Arial"/>
+                <w:sz w:val="20"/>
+                <w:szCs w:val="20"/>
+              </w:rPr>
+              <w:br/>
+              <w:t xml:space="preserve"/>
+            </w:r>
+            <w:r>
+              <w:rPr>
+                <w:rFonts w:ascii="Arial" w:cs="Arial" w:eastAsia="Arial" w:hAnsi="Arial"/>
+                <w:b w:val="false"/>
+                <w:bCs w:val="false"/>
+                <w:i/>
+                <w:iCs/>
+                <w:color w:val="555555"/>
+                <w:sz w:val="20"/>
+                <w:szCs w:val="20"/>
+              </w:rPr>
               <w:t xml:space="preserve">→ 3–2–1: Name 3 things learned, 2 new vocab words, 1 question you still have.</w:t>
             </w:r>
           </w:p>
@@ -786,6 +1310,780 @@
     <w:p>
       <w:pPr>
         <w:spacing w:after="200"/>
+      </w:pPr>
+    </w:p>
+    <w:p>
+      <w:pPr>
+        <w:pBdr>
+          <w:bottom w:val="single" w:color="1B7A4A" w:sz="4" w:space="4"/>
+        </w:pBdr>
+        <w:spacing w:after="100" w:before="120"/>
+      </w:pPr>
+      <w:r>
+        <w:rPr>
+          <w:rFonts w:ascii="Arial" w:cs="Arial" w:eastAsia="Arial" w:hAnsi="Arial"/>
+          <w:b/>
+          <w:bCs/>
+          <w:color w:val="1B7A4A"/>
+          <w:sz w:val="24"/>
+          <w:szCs w:val="24"/>
+        </w:rPr>
+        <w:t xml:space="preserve">Key Concepts</w:t>
+      </w:r>
+    </w:p>
+    <w:p>
+      <w:pPr>
+        <w:spacing w:after="60"/>
+      </w:pPr>
+      <w:r>
+        <w:rPr>
+          <w:rFonts w:ascii="Arial" w:cs="Arial" w:eastAsia="Arial" w:hAnsi="Arial"/>
+          <w:sz w:val="20"/>
+          <w:szCs w:val="20"/>
+        </w:rPr>
+        <w:t xml:space="preserve">Before you start coding, it's time to validate your plan. You'll get feedback from your teacher and peers: Is your scope realistic? Are you missing anything? Do your classes make sense? Today is about catching planning mistakes before they become coding problems.</w:t>
+      </w:r>
+    </w:p>
+    <w:p>
+      <w:pPr>
+        <w:spacing w:after="60"/>
+      </w:pPr>
+      <w:r>
+        <w:rPr>
+          <w:rFonts w:ascii="Arial" w:cs="Arial" w:eastAsia="Arial" w:hAnsi="Arial"/>
+          <w:sz w:val="20"/>
+          <w:szCs w:val="20"/>
+        </w:rPr>
+        <w:t xml:space="preserve">Minutes 0-10: Teacher Mini-Lesson: Code Review as Learning</w:t>
+      </w:r>
+    </w:p>
+    <w:p>
+      <w:pPr>
+        <w:spacing w:after="60"/>
+        <w:ind w:left="360"/>
+      </w:pPr>
+      <w:r>
+        <w:rPr>
+          <w:rFonts w:ascii="Arial" w:cs="Arial" w:eastAsia="Arial" w:hAnsi="Arial"/>
+          <w:sz w:val="20"/>
+          <w:szCs w:val="20"/>
+        </w:rPr>
+        <w:t xml:space="preserve">• </w:t>
+      </w:r>
+      <w:r>
+        <w:rPr>
+          <w:rFonts w:ascii="Arial" w:cs="Arial" w:eastAsia="Arial" w:hAnsi="Arial"/>
+          <w:sz w:val="20"/>
+          <w:szCs w:val="20"/>
+        </w:rPr>
+        <w:t xml:space="preserve">Why we review code and plans before implementing</w:t>
+      </w:r>
+    </w:p>
+    <w:p>
+      <w:pPr>
+        <w:spacing w:after="60"/>
+        <w:ind w:left="360"/>
+      </w:pPr>
+      <w:r>
+        <w:rPr>
+          <w:rFonts w:ascii="Arial" w:cs="Arial" w:eastAsia="Arial" w:hAnsi="Arial"/>
+          <w:sz w:val="20"/>
+          <w:szCs w:val="20"/>
+        </w:rPr>
+        <w:t xml:space="preserve">• </w:t>
+      </w:r>
+      <w:r>
+        <w:rPr>
+          <w:rFonts w:ascii="Arial" w:cs="Arial" w:eastAsia="Arial" w:hAnsi="Arial"/>
+          <w:sz w:val="20"/>
+          <w:szCs w:val="20"/>
+        </w:rPr>
+        <w:t xml:space="preserve">How to give constructive feedback</w:t>
+      </w:r>
+    </w:p>
+    <w:p>
+      <w:pPr>
+        <w:spacing w:after="60"/>
+        <w:ind w:left="360"/>
+      </w:pPr>
+      <w:r>
+        <w:rPr>
+          <w:rFonts w:ascii="Arial" w:cs="Arial" w:eastAsia="Arial" w:hAnsi="Arial"/>
+          <w:sz w:val="20"/>
+          <w:szCs w:val="20"/>
+        </w:rPr>
+        <w:t xml:space="preserve">• </w:t>
+      </w:r>
+      <w:r>
+        <w:rPr>
+          <w:rFonts w:ascii="Arial" w:cs="Arial" w:eastAsia="Arial" w:hAnsi="Arial"/>
+          <w:sz w:val="20"/>
+          <w:szCs w:val="20"/>
+        </w:rPr>
+        <w:t xml:space="preserve">What "ready to code" looks like</w:t>
+      </w:r>
+    </w:p>
+    <w:p>
+      <w:pPr>
+        <w:spacing w:after="60"/>
+      </w:pPr>
+      <w:r>
+        <w:rPr>
+          <w:rFonts w:ascii="Arial" w:cs="Arial" w:eastAsia="Arial" w:hAnsi="Arial"/>
+          <w:sz w:val="20"/>
+          <w:szCs w:val="20"/>
+        </w:rPr>
+        <w:t xml:space="preserve">Minutes 10-40: Individual Teacher Check-Ins (10 min each)</w:t>
+      </w:r>
+    </w:p>
+    <w:p>
+      <w:pPr>
+        <w:spacing w:after="60"/>
+        <w:ind w:left="360"/>
+      </w:pPr>
+      <w:r>
+        <w:rPr>
+          <w:rFonts w:ascii="Arial" w:cs="Arial" w:eastAsia="Arial" w:hAnsi="Arial"/>
+          <w:sz w:val="20"/>
+          <w:szCs w:val="20"/>
+        </w:rPr>
+        <w:t xml:space="preserve">• </w:t>
+      </w:r>
+      <w:r>
+        <w:rPr>
+          <w:rFonts w:ascii="Arial" w:cs="Arial" w:eastAsia="Arial" w:hAnsi="Arial"/>
+          <w:sz w:val="20"/>
+          <w:szCs w:val="20"/>
+        </w:rPr>
+        <w:t xml:space="preserve">Students meet 1-on-1 with teacher</w:t>
+      </w:r>
+    </w:p>
+    <w:p>
+      <w:pPr>
+        <w:spacing w:after="60"/>
+        <w:ind w:left="360"/>
+      </w:pPr>
+      <w:r>
+        <w:rPr>
+          <w:rFonts w:ascii="Arial" w:cs="Arial" w:eastAsia="Arial" w:hAnsi="Arial"/>
+          <w:sz w:val="20"/>
+          <w:szCs w:val="20"/>
+        </w:rPr>
+        <w:t xml:space="preserve">• </w:t>
+      </w:r>
+      <w:r>
+        <w:rPr>
+          <w:rFonts w:ascii="Arial" w:cs="Arial" w:eastAsia="Arial" w:hAnsi="Arial"/>
+          <w:sz w:val="20"/>
+          <w:szCs w:val="20"/>
+        </w:rPr>
+        <w:t xml:space="preserve">Bring your Day 3 plan</w:t>
+      </w:r>
+    </w:p>
+    <w:p>
+      <w:pPr>
+        <w:spacing w:after="60"/>
+        <w:ind w:left="360"/>
+      </w:pPr>
+      <w:r>
+        <w:rPr>
+          <w:rFonts w:ascii="Arial" w:cs="Arial" w:eastAsia="Arial" w:hAnsi="Arial"/>
+          <w:sz w:val="20"/>
+          <w:szCs w:val="20"/>
+        </w:rPr>
+        <w:t xml:space="preserve">• </w:t>
+      </w:r>
+      <w:r>
+        <w:rPr>
+          <w:rFonts w:ascii="Arial" w:cs="Arial" w:eastAsia="Arial" w:hAnsi="Arial"/>
+          <w:sz w:val="20"/>
+          <w:szCs w:val="20"/>
+        </w:rPr>
+        <w:t xml:space="preserve">Teacher reviews using the Planning Review Checklist (below)</w:t>
+      </w:r>
+    </w:p>
+    <w:p>
+      <w:pPr>
+        <w:spacing w:after="60"/>
+        <w:ind w:left="360"/>
+      </w:pPr>
+      <w:r>
+        <w:rPr>
+          <w:rFonts w:ascii="Arial" w:cs="Arial" w:eastAsia="Arial" w:hAnsi="Arial"/>
+          <w:sz w:val="20"/>
+          <w:szCs w:val="20"/>
+        </w:rPr>
+        <w:t xml:space="preserve">• </w:t>
+      </w:r>
+      <w:r>
+        <w:rPr>
+          <w:rFonts w:ascii="Arial" w:cs="Arial" w:eastAsia="Arial" w:hAnsi="Arial"/>
+          <w:sz w:val="20"/>
+          <w:szCs w:val="20"/>
+        </w:rPr>
+        <w:t xml:space="preserve">Teacher gives approval to move to Sprint 1 or suggests changes</w:t>
+      </w:r>
+    </w:p>
+    <w:p>
+      <w:pPr>
+        <w:spacing w:after="60"/>
+        <w:ind w:left="360"/>
+      </w:pPr>
+      <w:r>
+        <w:rPr>
+          <w:rFonts w:ascii="Arial" w:cs="Arial" w:eastAsia="Arial" w:hAnsi="Arial"/>
+          <w:sz w:val="20"/>
+          <w:szCs w:val="20"/>
+        </w:rPr>
+        <w:t xml:space="preserve">• </w:t>
+      </w:r>
+      <w:r>
+        <w:rPr>
+          <w:rFonts w:ascii="Arial" w:cs="Arial" w:eastAsia="Arial" w:hAnsi="Arial"/>
+          <w:sz w:val="20"/>
+          <w:szCs w:val="20"/>
+        </w:rPr>
+        <w:t xml:space="preserve">Teacher helps unblock any questions</w:t>
+      </w:r>
+    </w:p>
+    <w:p>
+      <w:pPr>
+        <w:spacing w:after="60"/>
+      </w:pPr>
+      <w:r>
+        <w:rPr>
+          <w:rFonts w:ascii="Arial" w:cs="Arial" w:eastAsia="Arial" w:hAnsi="Arial"/>
+          <w:sz w:val="20"/>
+          <w:szCs w:val="20"/>
+        </w:rPr>
+        <w:t xml:space="preserve">Minutes 40-55: Peer Review (Optional)</w:t>
+      </w:r>
+    </w:p>
+    <w:p>
+      <w:pPr>
+        <w:spacing w:after="60"/>
+        <w:ind w:left="360"/>
+      </w:pPr>
+      <w:r>
+        <w:rPr>
+          <w:rFonts w:ascii="Arial" w:cs="Arial" w:eastAsia="Arial" w:hAnsi="Arial"/>
+          <w:sz w:val="20"/>
+          <w:szCs w:val="20"/>
+        </w:rPr>
+        <w:t xml:space="preserve">• </w:t>
+      </w:r>
+      <w:r>
+        <w:rPr>
+          <w:rFonts w:ascii="Arial" w:cs="Arial" w:eastAsia="Arial" w:hAnsi="Arial"/>
+          <w:sz w:val="20"/>
+          <w:szCs w:val="20"/>
+        </w:rPr>
+        <w:t xml:space="preserve">Students swap plans with a classmate</w:t>
+      </w:r>
+    </w:p>
+    <w:p>
+      <w:pPr>
+        <w:spacing w:after="60"/>
+        <w:ind w:left="360"/>
+      </w:pPr>
+      <w:r>
+        <w:rPr>
+          <w:rFonts w:ascii="Arial" w:cs="Arial" w:eastAsia="Arial" w:hAnsi="Arial"/>
+          <w:sz w:val="20"/>
+          <w:szCs w:val="20"/>
+        </w:rPr>
+        <w:t xml:space="preserve">• </w:t>
+      </w:r>
+      <w:r>
+        <w:rPr>
+          <w:rFonts w:ascii="Arial" w:cs="Arial" w:eastAsia="Arial" w:hAnsi="Arial"/>
+          <w:sz w:val="20"/>
+          <w:szCs w:val="20"/>
+        </w:rPr>
+        <w:t xml:space="preserve">Read peer's plan and provide feedback using the Peer Feedback Form (below)</w:t>
+      </w:r>
+    </w:p>
+    <w:p>
+      <w:pPr>
+        <w:spacing w:after="60"/>
+        <w:ind w:left="360"/>
+      </w:pPr>
+      <w:r>
+        <w:rPr>
+          <w:rFonts w:ascii="Arial" w:cs="Arial" w:eastAsia="Arial" w:hAnsi="Arial"/>
+          <w:sz w:val="20"/>
+          <w:szCs w:val="20"/>
+        </w:rPr>
+        <w:t xml:space="preserve">• </w:t>
+      </w:r>
+      <w:r>
+        <w:rPr>
+          <w:rFonts w:ascii="Arial" w:cs="Arial" w:eastAsia="Arial" w:hAnsi="Arial"/>
+          <w:sz w:val="20"/>
+          <w:szCs w:val="20"/>
+        </w:rPr>
+        <w:t xml:space="preserve">Discuss: What's cool about your peer's plan? What questions do you have?</w:t>
+      </w:r>
+    </w:p>
+    <w:p>
+      <w:pPr>
+        <w:spacing w:after="60"/>
+      </w:pPr>
+      <w:r>
+        <w:rPr>
+          <w:rFonts w:ascii="Arial" w:cs="Arial" w:eastAsia="Arial" w:hAnsi="Arial"/>
+          <w:sz w:val="20"/>
+          <w:szCs w:val="20"/>
+        </w:rPr>
+        <w:t xml:space="preserve">Use this to evaluate whether a student is ready for Sprint 1.</w:t>
+      </w:r>
+    </w:p>
+    <w:p>
+      <w:pPr>
+        <w:spacing w:after="60"/>
+        <w:ind w:left="360"/>
+      </w:pPr>
+      <w:r>
+        <w:rPr>
+          <w:rFonts w:ascii="Arial" w:cs="Arial" w:eastAsia="Arial" w:hAnsi="Arial"/>
+          <w:sz w:val="20"/>
+          <w:szCs w:val="20"/>
+        </w:rPr>
+        <w:t xml:space="preserve">• </w:t>
+      </w:r>
+      <w:r>
+        <w:rPr>
+          <w:rFonts w:ascii="Arial" w:cs="Arial" w:eastAsia="Arial" w:hAnsi="Arial"/>
+          <w:sz w:val="20"/>
+          <w:szCs w:val="20"/>
+        </w:rPr>
+        <w:t xml:space="preserve">[ ] Scope is clear and realistic — Can reasonably be built in 20 days?</w:t>
+      </w:r>
+    </w:p>
+    <w:p>
+      <w:pPr>
+        <w:spacing w:after="60"/>
+        <w:ind w:left="360"/>
+      </w:pPr>
+      <w:r>
+        <w:rPr>
+          <w:rFonts w:ascii="Arial" w:cs="Arial" w:eastAsia="Arial" w:hAnsi="Arial"/>
+          <w:sz w:val="20"/>
+          <w:szCs w:val="20"/>
+        </w:rPr>
+        <w:t xml:space="preserve">• </w:t>
+      </w:r>
+      <w:r>
+        <w:rPr>
+          <w:rFonts w:ascii="Arial" w:cs="Arial" w:eastAsia="Arial" w:hAnsi="Arial"/>
+          <w:sz w:val="20"/>
+          <w:szCs w:val="20"/>
+        </w:rPr>
+        <w:t xml:space="preserve">[ ] Core features are specific — Not vague; clear what "done" looks like?</w:t>
+      </w:r>
+    </w:p>
+    <w:p>
+      <w:pPr>
+        <w:spacing w:after="60"/>
+        <w:ind w:left="360"/>
+      </w:pPr>
+      <w:r>
+        <w:rPr>
+          <w:rFonts w:ascii="Arial" w:cs="Arial" w:eastAsia="Arial" w:hAnsi="Arial"/>
+          <w:sz w:val="20"/>
+          <w:szCs w:val="20"/>
+        </w:rPr>
+        <w:t xml:space="preserve">• </w:t>
+      </w:r>
+      <w:r>
+        <w:rPr>
+          <w:rFonts w:ascii="Arial" w:cs="Arial" w:eastAsia="Arial" w:hAnsi="Arial"/>
+          <w:sz w:val="20"/>
+          <w:szCs w:val="20"/>
+        </w:rPr>
+        <w:t xml:space="preserve">[ ] Data model is defined — Classes/data structures make sense?</w:t>
+      </w:r>
+    </w:p>
+    <w:p>
+      <w:pPr>
+        <w:spacing w:after="60"/>
+        <w:ind w:left="360"/>
+      </w:pPr>
+      <w:r>
+        <w:rPr>
+          <w:rFonts w:ascii="Arial" w:cs="Arial" w:eastAsia="Arial" w:hAnsi="Arial"/>
+          <w:sz w:val="20"/>
+          <w:szCs w:val="20"/>
+        </w:rPr>
+        <w:t xml:space="preserve">• </w:t>
+      </w:r>
+      <w:r>
+        <w:rPr>
+          <w:rFonts w:ascii="Arial" w:cs="Arial" w:eastAsia="Arial" w:hAnsi="Arial"/>
+          <w:sz w:val="20"/>
+          <w:szCs w:val="20"/>
+        </w:rPr>
+        <w:t xml:space="preserve">[ ] File structure is logical — Easy to find and modify code?</w:t>
+      </w:r>
+    </w:p>
+    <w:p>
+      <w:pPr>
+        <w:spacing w:after="60"/>
+        <w:ind w:left="360"/>
+      </w:pPr>
+      <w:r>
+        <w:rPr>
+          <w:rFonts w:ascii="Arial" w:cs="Arial" w:eastAsia="Arial" w:hAnsi="Arial"/>
+          <w:sz w:val="20"/>
+          <w:szCs w:val="20"/>
+        </w:rPr>
+        <w:t xml:space="preserve">• </w:t>
+      </w:r>
+      <w:r>
+        <w:rPr>
+          <w:rFonts w:ascii="Arial" w:cs="Arial" w:eastAsia="Arial" w:hAnsi="Arial"/>
+          <w:sz w:val="20"/>
+          <w:szCs w:val="20"/>
+        </w:rPr>
+        <w:t xml:space="preserve">[ ] Student has a plan for I/O — How will data persist?</w:t>
+      </w:r>
+    </w:p>
+    <w:p>
+      <w:pPr>
+        <w:spacing w:after="60"/>
+        <w:ind w:left="360"/>
+      </w:pPr>
+      <w:r>
+        <w:rPr>
+          <w:rFonts w:ascii="Arial" w:cs="Arial" w:eastAsia="Arial" w:hAnsi="Arial"/>
+          <w:sz w:val="20"/>
+          <w:szCs w:val="20"/>
+        </w:rPr>
+        <w:t xml:space="preserve">• </w:t>
+      </w:r>
+      <w:r>
+        <w:rPr>
+          <w:rFonts w:ascii="Arial" w:cs="Arial" w:eastAsia="Arial" w:hAnsi="Arial"/>
+          <w:sz w:val="20"/>
+          <w:szCs w:val="20"/>
+        </w:rPr>
+        <w:t xml:space="preserve">[ ] Error handling is considered — Student aware of edge cases?</w:t>
+      </w:r>
+    </w:p>
+    <w:p>
+      <w:pPr>
+        <w:spacing w:after="60"/>
+        <w:ind w:left="360"/>
+      </w:pPr>
+      <w:r>
+        <w:rPr>
+          <w:rFonts w:ascii="Arial" w:cs="Arial" w:eastAsia="Arial" w:hAnsi="Arial"/>
+          <w:sz w:val="20"/>
+          <w:szCs w:val="20"/>
+        </w:rPr>
+        <w:t xml:space="preserve">• </w:t>
+      </w:r>
+      <w:r>
+        <w:rPr>
+          <w:rFonts w:ascii="Arial" w:cs="Arial" w:eastAsia="Arial" w:hAnsi="Arial"/>
+          <w:sz w:val="20"/>
+          <w:szCs w:val="20"/>
+        </w:rPr>
+        <w:t xml:space="preserve">[ ] No major blockers — Questions resolved or plan to research?</w:t>
+      </w:r>
+    </w:p>
+    <w:p>
+      <w:pPr>
+        <w:spacing w:after="60"/>
+        <w:ind w:left="360"/>
+      </w:pPr>
+      <w:r>
+        <w:rPr>
+          <w:rFonts w:ascii="Arial" w:cs="Arial" w:eastAsia="Arial" w:hAnsi="Arial"/>
+          <w:sz w:val="20"/>
+          <w:szCs w:val="20"/>
+        </w:rPr>
+        <w:t xml:space="preserve">• </w:t>
+      </w:r>
+      <w:r>
+        <w:rPr>
+          <w:rFonts w:ascii="Arial" w:cs="Arial" w:eastAsia="Arial" w:hAnsi="Arial"/>
+          <w:sz w:val="20"/>
+          <w:szCs w:val="20"/>
+        </w:rPr>
+        <w:t xml:space="preserve">[ ] Student demonstrates understanding — Can explain their design?</w:t>
+      </w:r>
+    </w:p>
+    <w:p>
+      <w:pPr>
+        <w:spacing w:after="60"/>
+      </w:pPr>
+      <w:r>
+        <w:rPr>
+          <w:rFonts w:ascii="Arial" w:cs="Arial" w:eastAsia="Arial" w:hAnsi="Arial"/>
+          <w:sz w:val="20"/>
+          <w:szCs w:val="20"/>
+        </w:rPr>
+        <w:t xml:space="preserve">If all checks pass: "You're ready for Sprint 1. Start with setup on Day 5."</w:t>
+      </w:r>
+    </w:p>
+    <w:p>
+      <w:pPr>
+        <w:spacing w:after="60"/>
+      </w:pPr>
+      <w:r>
+        <w:rPr>
+          <w:rFonts w:ascii="Arial" w:cs="Arial" w:eastAsia="Arial" w:hAnsi="Arial"/>
+          <w:sz w:val="20"/>
+          <w:szCs w:val="20"/>
+        </w:rPr>
+        <w:t xml:space="preserve">If some checks fail: Suggest specific improvements, help prioritize, consider scope reduction.</w:t>
+      </w:r>
+    </w:p>
+    <w:p>
+      <w:pPr>
+        <w:spacing w:after="60"/>
+      </w:pPr>
+      <w:r>
+        <w:rPr>
+          <w:rFonts w:ascii="Arial" w:cs="Arial" w:eastAsia="Arial" w:hAnsi="Arial"/>
+          <w:sz w:val="20"/>
+          <w:szCs w:val="20"/>
+        </w:rPr>
+        <w:t xml:space="preserve">Exchange this with a classmate. Fill out and return.</w:t>
+      </w:r>
+    </w:p>
+    <w:p>
+      <w:pPr>
+        <w:spacing w:after="60"/>
+      </w:pPr>
+      <w:r>
+        <w:rPr>
+          <w:rFonts w:ascii="Arial" w:cs="Arial" w:eastAsia="Arial" w:hAnsi="Arial"/>
+          <w:sz w:val="20"/>
+          <w:szCs w:val="20"/>
+        </w:rPr>
+        <w:t xml:space="preserve">If student scope is too big:</w:t>
+      </w:r>
+    </w:p>
+    <w:p>
+      <w:pPr>
+        <w:spacing w:after="60"/>
+        <w:ind w:left="360"/>
+      </w:pPr>
+      <w:r>
+        <w:rPr>
+          <w:rFonts w:ascii="Arial" w:cs="Arial" w:eastAsia="Arial" w:hAnsi="Arial"/>
+          <w:sz w:val="20"/>
+          <w:szCs w:val="20"/>
+        </w:rPr>
+        <w:t xml:space="preserve">• </w:t>
+      </w:r>
+      <w:r>
+        <w:rPr>
+          <w:rFonts w:ascii="Arial" w:cs="Arial" w:eastAsia="Arial" w:hAnsi="Arial"/>
+          <w:sz w:val="20"/>
+          <w:szCs w:val="20"/>
+        </w:rPr>
+        <w:t xml:space="preserve">Congratulate ambition, then help prioritize</w:t>
+      </w:r>
+    </w:p>
+    <w:p>
+      <w:pPr>
+        <w:spacing w:after="60"/>
+        <w:ind w:left="360"/>
+      </w:pPr>
+      <w:r>
+        <w:rPr>
+          <w:rFonts w:ascii="Arial" w:cs="Arial" w:eastAsia="Arial" w:hAnsi="Arial"/>
+          <w:sz w:val="20"/>
+          <w:szCs w:val="20"/>
+        </w:rPr>
+        <w:t xml:space="preserve">• </w:t>
+      </w:r>
+      <w:r>
+        <w:rPr>
+          <w:rFonts w:ascii="Arial" w:cs="Arial" w:eastAsia="Arial" w:hAnsi="Arial"/>
+          <w:sz w:val="20"/>
+          <w:szCs w:val="20"/>
+        </w:rPr>
+        <w:t xml:space="preserve">"You have 5 features. Pick your top 3 for Sprint 1–3, and move others to 'Stretch Goals.'"</w:t>
+      </w:r>
+    </w:p>
+    <w:p>
+      <w:pPr>
+        <w:spacing w:after="60"/>
+      </w:pPr>
+      <w:r>
+        <w:rPr>
+          <w:rFonts w:ascii="Arial" w:cs="Arial" w:eastAsia="Arial" w:hAnsi="Arial"/>
+          <w:sz w:val="20"/>
+          <w:szCs w:val="20"/>
+        </w:rPr>
+        <w:t xml:space="preserve">If data model is unclear:</w:t>
+      </w:r>
+    </w:p>
+    <w:p>
+      <w:pPr>
+        <w:spacing w:after="60"/>
+        <w:ind w:left="360"/>
+      </w:pPr>
+      <w:r>
+        <w:rPr>
+          <w:rFonts w:ascii="Arial" w:cs="Arial" w:eastAsia="Arial" w:hAnsi="Arial"/>
+          <w:sz w:val="20"/>
+          <w:szCs w:val="20"/>
+        </w:rPr>
+        <w:t xml:space="preserve">• </w:t>
+      </w:r>
+      <w:r>
+        <w:rPr>
+          <w:rFonts w:ascii="Arial" w:cs="Arial" w:eastAsia="Arial" w:hAnsi="Arial"/>
+          <w:sz w:val="20"/>
+          <w:szCs w:val="20"/>
+        </w:rPr>
+        <w:t xml:space="preserve">Ask them to draw a diagram or explain aloud</w:t>
+      </w:r>
+    </w:p>
+    <w:p>
+      <w:pPr>
+        <w:spacing w:after="60"/>
+        <w:ind w:left="360"/>
+      </w:pPr>
+      <w:r>
+        <w:rPr>
+          <w:rFonts w:ascii="Arial" w:cs="Arial" w:eastAsia="Arial" w:hAnsi="Arial"/>
+          <w:sz w:val="20"/>
+          <w:szCs w:val="20"/>
+        </w:rPr>
+        <w:t xml:space="preserve">• </w:t>
+      </w:r>
+      <w:r>
+        <w:rPr>
+          <w:rFonts w:ascii="Arial" w:cs="Arial" w:eastAsia="Arial" w:hAnsi="Arial"/>
+          <w:sz w:val="20"/>
+          <w:szCs w:val="20"/>
+        </w:rPr>
+        <w:t xml:space="preserve">Prompt: "What information does a Student need to store?"</w:t>
+      </w:r>
+    </w:p>
+    <w:p>
+      <w:pPr>
+        <w:spacing w:after="60"/>
+      </w:pPr>
+      <w:r>
+        <w:rPr>
+          <w:rFonts w:ascii="Arial" w:cs="Arial" w:eastAsia="Arial" w:hAnsi="Arial"/>
+          <w:sz w:val="20"/>
+          <w:szCs w:val="20"/>
+        </w:rPr>
+        <w:t xml:space="preserve">If student is anxious:</w:t>
+      </w:r>
+    </w:p>
+    <w:p>
+      <w:pPr>
+        <w:spacing w:after="60"/>
+        <w:ind w:left="360"/>
+      </w:pPr>
+      <w:r>
+        <w:rPr>
+          <w:rFonts w:ascii="Arial" w:cs="Arial" w:eastAsia="Arial" w:hAnsi="Arial"/>
+          <w:sz w:val="20"/>
+          <w:szCs w:val="20"/>
+        </w:rPr>
+        <w:t xml:space="preserve">• </w:t>
+      </w:r>
+      <w:r>
+        <w:rPr>
+          <w:rFonts w:ascii="Arial" w:cs="Arial" w:eastAsia="Arial" w:hAnsi="Arial"/>
+          <w:sz w:val="20"/>
+          <w:szCs w:val="20"/>
+        </w:rPr>
+        <w:t xml:space="preserve">Reassure: "Planning isn't perfect, and that's okay. You'll learn as you code."</w:t>
+      </w:r>
+    </w:p>
+    <w:p>
+      <w:pPr>
+        <w:spacing w:after="60"/>
+        <w:ind w:left="360"/>
+      </w:pPr>
+      <w:r>
+        <w:rPr>
+          <w:rFonts w:ascii="Arial" w:cs="Arial" w:eastAsia="Arial" w:hAnsi="Arial"/>
+          <w:sz w:val="20"/>
+          <w:szCs w:val="20"/>
+        </w:rPr>
+        <w:t xml:space="preserve">• </w:t>
+      </w:r>
+      <w:r>
+        <w:rPr>
+          <w:rFonts w:ascii="Arial" w:cs="Arial" w:eastAsia="Arial" w:hAnsi="Arial"/>
+          <w:sz w:val="20"/>
+          <w:szCs w:val="20"/>
+        </w:rPr>
+        <w:t xml:space="preserve">Remind: "You have teacher support during build days. We'll debug together."</w:t>
+      </w:r>
+    </w:p>
+    <w:p>
+      <w:pPr>
+        <w:spacing w:after="60"/>
+      </w:pPr>
+      <w:r>
+        <w:rPr>
+          <w:rFonts w:ascii="Arial" w:cs="Arial" w:eastAsia="Arial" w:hAnsi="Arial"/>
+          <w:sz w:val="20"/>
+          <w:szCs w:val="20"/>
+        </w:rPr>
+        <w:t xml:space="preserve">If student is ready but over-excited:</w:t>
+      </w:r>
+    </w:p>
+    <w:p>
+      <w:pPr>
+        <w:spacing w:after="60"/>
+        <w:ind w:left="360"/>
+      </w:pPr>
+      <w:r>
+        <w:rPr>
+          <w:rFonts w:ascii="Arial" w:cs="Arial" w:eastAsia="Arial" w:hAnsi="Arial"/>
+          <w:sz w:val="20"/>
+          <w:szCs w:val="20"/>
+        </w:rPr>
+        <w:t xml:space="preserve">• </w:t>
+      </w:r>
+      <w:r>
+        <w:rPr>
+          <w:rFonts w:ascii="Arial" w:cs="Arial" w:eastAsia="Arial" w:hAnsi="Arial"/>
+          <w:sz w:val="20"/>
+          <w:szCs w:val="20"/>
+        </w:rPr>
+        <w:t xml:space="preserve">Harness energy: "Great! That enthusiasm will power you through Sprint 1."</w:t>
+      </w:r>
+    </w:p>
+    <w:p>
+      <w:pPr>
+        <w:spacing w:after="60"/>
+        <w:ind w:left="360"/>
+      </w:pPr>
+      <w:r>
+        <w:rPr>
+          <w:rFonts w:ascii="Arial" w:cs="Arial" w:eastAsia="Arial" w:hAnsi="Arial"/>
+          <w:sz w:val="20"/>
+          <w:szCs w:val="20"/>
+        </w:rPr>
+        <w:t xml:space="preserve">• </w:t>
+      </w:r>
+      <w:r>
+        <w:rPr>
+          <w:rFonts w:ascii="Arial" w:cs="Arial" w:eastAsia="Arial" w:hAnsi="Arial"/>
+          <w:sz w:val="20"/>
+          <w:szCs w:val="20"/>
+        </w:rPr>
+        <w:t xml:space="preserve">Remind: "You start with setup tomorrow, not the fun features. Boring but important."</w:t>
+      </w:r>
+    </w:p>
+    <w:p>
+      <w:pPr>
+        <w:spacing w:after="160"/>
       </w:pPr>
     </w:p>
     <w:p>
@@ -1184,6 +2482,95 @@
     <w:p>
       <w:pPr>
         <w:spacing w:after="120"/>
+      </w:pPr>
+    </w:p>
+    <w:p>
+      <w:pPr>
+        <w:pBdr>
+          <w:bottom w:val="single" w:color="1B7A4A" w:sz="4" w:space="4"/>
+        </w:pBdr>
+        <w:spacing w:after="100" w:before="120"/>
+      </w:pPr>
+      <w:r>
+        <w:rPr>
+          <w:rFonts w:ascii="Arial" w:cs="Arial" w:eastAsia="Arial" w:hAnsi="Arial"/>
+          <w:b/>
+          <w:bCs/>
+          <w:color w:val="1B7A4A"/>
+          <w:sz w:val="24"/>
+          <w:szCs w:val="24"/>
+        </w:rPr>
+        <w:t xml:space="preserve">Guided Practice</w:t>
+      </w:r>
+    </w:p>
+    <w:p>
+      <w:pPr>
+        <w:spacing w:after="60"/>
+      </w:pPr>
+      <w:r>
+        <w:rPr>
+          <w:rFonts w:ascii="Arial" w:cs="Arial" w:eastAsia="Arial" w:hAnsi="Arial"/>
+          <w:sz w:val="20"/>
+          <w:szCs w:val="20"/>
+        </w:rPr>
+        <w:t xml:space="preserve">- [ ] Plan reviewed by teacher</w:t>
+      </w:r>
+    </w:p>
+    <w:p>
+      <w:pPr>
+        <w:spacing w:after="60"/>
+      </w:pPr>
+      <w:r>
+        <w:rPr>
+          <w:rFonts w:ascii="Arial" w:cs="Arial" w:eastAsia="Arial" w:hAnsi="Arial"/>
+          <w:sz w:val="20"/>
+          <w:szCs w:val="20"/>
+        </w:rPr>
+        <w:t xml:space="preserve">- [ ] Approval received to begin Sprint 1</w:t>
+      </w:r>
+    </w:p>
+    <w:p>
+      <w:pPr>
+        <w:spacing w:after="60"/>
+      </w:pPr>
+      <w:r>
+        <w:rPr>
+          <w:rFonts w:ascii="Arial" w:cs="Arial" w:eastAsia="Arial" w:hAnsi="Arial"/>
+          <w:sz w:val="20"/>
+          <w:szCs w:val="20"/>
+        </w:rPr>
+        <w:t xml:space="preserve">- [ ] Questions / blockers addressed</w:t>
+      </w:r>
+    </w:p>
+    <w:p>
+      <w:pPr>
+        <w:spacing w:after="60"/>
+      </w:pPr>
+      <w:r>
+        <w:rPr>
+          <w:rFonts w:ascii="Arial" w:cs="Arial" w:eastAsia="Arial" w:hAnsi="Arial"/>
+          <w:sz w:val="20"/>
+          <w:szCs w:val="20"/>
+        </w:rPr>
+        <w:t xml:space="preserve">- [ ] Peer feedback received and reviewed</w:t>
+      </w:r>
+    </w:p>
+    <w:p>
+      <w:pPr>
+        <w:spacing w:after="60"/>
+      </w:pPr>
+      <w:r>
+        <w:rPr>
+          <w:rFonts w:ascii="Arial" w:cs="Arial" w:eastAsia="Arial" w:hAnsi="Arial"/>
+          <w:sz w:val="20"/>
+          <w:szCs w:val="20"/>
+        </w:rPr>
+        <w:t xml:space="preserve">- [ ] Plan updated if needed</w:t>
+      </w:r>
+    </w:p>
+    <w:p>
+      <w:pPr>
+        <w:spacing w:after="160"/>
       </w:pPr>
     </w:p>
     <w:p>
